--- a/flow/20230927_hours/drafts/2024-05-g/02.05.docx
+++ b/flow/20230927_hours/drafts/2024-05-g/02.05.docx
@@ -2111,52 +2111,36 @@
         <w:rPr>
           <w:rFonts w:ascii="Times New Roman" w:hAnsi="Times New Roman"/>
           <w:i/>
-          <w:color w:val="FF0000"/>
-          <w:sz w:val="24"/>
-        </w:rPr>
-        <w:t xml:space="preserve">Кондак (г. 2): </w:t>
-      </w:r>
-      <w:r>
-        <w:rPr>
-          <w:rFonts w:ascii="Times New Roman" w:hAnsi="Times New Roman"/>
-          <w:sz w:val="24"/>
-        </w:rPr>
-        <w:t>Богогласна</w:t>
-      </w:r>
-      <w:r>
-        <w:rPr>
-          <w:rFonts w:ascii="Times New Roman" w:hAnsi="Times New Roman"/>
-          <w:sz w:val="24"/>
-        </w:rPr>
-        <w:t xml:space="preserve"> труба, сопілка духовна і огненний ум,* великий </w:t>
-      </w:r>
-      <w:r>
-        <w:rPr>
-          <w:rFonts w:ascii="Times New Roman" w:hAnsi="Times New Roman"/>
-          <w:sz w:val="24"/>
-        </w:rPr>
-        <w:t>Атаназій</w:t>
-      </w:r>
-      <w:r>
-        <w:rPr>
-          <w:rFonts w:ascii="Times New Roman" w:hAnsi="Times New Roman"/>
-          <w:sz w:val="24"/>
-        </w:rPr>
-        <w:t xml:space="preserve">, хай прославляється піснями відповідними заслузі,* бо добре всіх научив почитати </w:t>
-      </w:r>
-      <w:r>
-        <w:rPr>
-          <w:rFonts w:ascii="Times New Roman" w:hAnsi="Times New Roman"/>
-          <w:sz w:val="24"/>
-        </w:rPr>
-        <w:t>Тройцю</w:t>
-      </w:r>
-      <w:r>
-        <w:rPr>
-          <w:rFonts w:ascii="Times New Roman" w:hAnsi="Times New Roman"/>
-          <w:sz w:val="24"/>
-        </w:rPr>
-        <w:t xml:space="preserve"> єдиносущну.</w:t>
+          <w:color w:val="FF4400"/>
+          <w:sz w:val="24"/>
+        </w:rPr>
+        <w:t>Кондак (г. 8):</w:t>
+      </w:r>
+      <w:r>
+        <w:rPr>
+          <w:rFonts w:ascii="Times New Roman" w:hAnsi="Times New Roman"/>
+          <w:color w:val="333333"/>
+          <w:sz w:val="24"/>
+          <w:highlight w:val="white"/>
+        </w:rPr>
+        <w:t xml:space="preserve"> </w:t>
+      </w:r>
+      <w:r>
+        <w:rPr>
+          <w:rFonts w:ascii="Times New Roman" w:hAnsi="Times New Roman"/>
+          <w:color w:val="333333"/>
+          <w:sz w:val="24"/>
+        </w:rPr>
+        <w:t>З вірою прийшовши на кладязь,* самарянка виділа Тебе, премудрости воду,* якої напившись обильно,* царство вишнє унаслідувала повік* приснославна.</w:t>
+      </w:r>
+      <w:r>
+        <w:rPr>
+          <w:rFonts w:ascii="Times New Roman" w:hAnsi="Times New Roman"/>
+          <w:i/>
+          <w:color w:val="FF0000"/>
+          <w:sz w:val="24"/>
+        </w:rPr>
+        <w:t xml:space="preserve"> </w:t>
       </w:r>
     </w:p>
     <w:p>
@@ -8058,52 +8042,36 @@
         <w:rPr>
           <w:rFonts w:ascii="Times New Roman" w:hAnsi="Times New Roman"/>
           <w:i/>
-          <w:color w:val="FF0000"/>
-          <w:sz w:val="24"/>
-        </w:rPr>
-        <w:t xml:space="preserve">Кондак (г. 2): </w:t>
-      </w:r>
-      <w:r>
-        <w:rPr>
-          <w:rFonts w:ascii="Times New Roman" w:hAnsi="Times New Roman"/>
-          <w:sz w:val="24"/>
-        </w:rPr>
-        <w:t>Богогласна</w:t>
-      </w:r>
-      <w:r>
-        <w:rPr>
-          <w:rFonts w:ascii="Times New Roman" w:hAnsi="Times New Roman"/>
-          <w:sz w:val="24"/>
-        </w:rPr>
-        <w:t xml:space="preserve"> труба, сопілка духовна і огненний ум,* великий </w:t>
-      </w:r>
-      <w:r>
-        <w:rPr>
-          <w:rFonts w:ascii="Times New Roman" w:hAnsi="Times New Roman"/>
-          <w:sz w:val="24"/>
-        </w:rPr>
-        <w:t>Атаназій</w:t>
-      </w:r>
-      <w:r>
-        <w:rPr>
-          <w:rFonts w:ascii="Times New Roman" w:hAnsi="Times New Roman"/>
-          <w:sz w:val="24"/>
-        </w:rPr>
-        <w:t xml:space="preserve">, хай прославляється піснями відповідними заслузі,* бо добре всіх научив почитати </w:t>
-      </w:r>
-      <w:r>
-        <w:rPr>
-          <w:rFonts w:ascii="Times New Roman" w:hAnsi="Times New Roman"/>
-          <w:sz w:val="24"/>
-        </w:rPr>
-        <w:t>Тройцю</w:t>
-      </w:r>
-      <w:r>
-        <w:rPr>
-          <w:rFonts w:ascii="Times New Roman" w:hAnsi="Times New Roman"/>
-          <w:sz w:val="24"/>
-        </w:rPr>
-        <w:t xml:space="preserve"> єдиносущну.</w:t>
+          <w:color w:val="FF4400"/>
+          <w:sz w:val="24"/>
+        </w:rPr>
+        <w:t>Кондак (г. 8):</w:t>
+      </w:r>
+      <w:r>
+        <w:rPr>
+          <w:rFonts w:ascii="Times New Roman" w:hAnsi="Times New Roman"/>
+          <w:color w:val="333333"/>
+          <w:sz w:val="24"/>
+          <w:highlight w:val="white"/>
+        </w:rPr>
+        <w:t xml:space="preserve"> </w:t>
+      </w:r>
+      <w:r>
+        <w:rPr>
+          <w:rFonts w:ascii="Times New Roman" w:hAnsi="Times New Roman"/>
+          <w:color w:val="333333"/>
+          <w:sz w:val="24"/>
+        </w:rPr>
+        <w:t>З вірою прийшовши на кладязь,* самарянка виділа Тебе, премудрости воду,* якої напившись обильно,* царство вишнє унаслідувала повік* приснославна.</w:t>
+      </w:r>
+      <w:r>
+        <w:rPr>
+          <w:rFonts w:ascii="Times New Roman" w:hAnsi="Times New Roman"/>
+          <w:i/>
+          <w:color w:val="FF0000"/>
+          <w:sz w:val="24"/>
+        </w:rPr>
+        <w:t xml:space="preserve"> </w:t>
       </w:r>
     </w:p>
     <w:p>

--- a/flow/20230927_hours/drafts/2024-05-g/02.05.docx
+++ b/flow/20230927_hours/drafts/2024-05-g/02.05.docx
@@ -2131,7 +2131,39 @@
           <w:color w:val="333333"/>
           <w:sz w:val="24"/>
         </w:rPr>
-        <w:t>З вірою прийшовши на кладязь,* самарянка виділа Тебе, премудрости воду,* якої напившись обильно,* царство вишнє унаслідувала повік* приснославна.</w:t>
+        <w:t xml:space="preserve">З вірою прийшовши на </w:t>
+      </w:r>
+      <w:r>
+        <w:rPr>
+          <w:rFonts w:ascii="Times New Roman" w:hAnsi="Times New Roman"/>
+          <w:color w:val="333333"/>
+          <w:sz w:val="24"/>
+        </w:rPr>
+        <w:t>кладязь</w:t>
+      </w:r>
+      <w:r>
+        <w:rPr>
+          <w:rFonts w:ascii="Times New Roman" w:hAnsi="Times New Roman"/>
+          <w:color w:val="333333"/>
+          <w:sz w:val="24"/>
+        </w:rPr>
+        <w:t xml:space="preserve">,* самарянка виділа Тебе, премудрости воду,* якої напившись обильно,* царство вишнє унаслідувала повік* </w:t>
+      </w:r>
+      <w:r>
+        <w:rPr>
+          <w:rFonts w:ascii="Times New Roman" w:hAnsi="Times New Roman"/>
+          <w:color w:val="333333"/>
+          <w:sz w:val="24"/>
+        </w:rPr>
+        <w:t>приснославна</w:t>
+      </w:r>
+      <w:r>
+        <w:rPr>
+          <w:rFonts w:ascii="Times New Roman" w:hAnsi="Times New Roman"/>
+          <w:color w:val="333333"/>
+          <w:sz w:val="24"/>
+        </w:rPr>
+        <w:t>.</w:t>
       </w:r>
       <w:r>
         <w:rPr>
@@ -8062,7 +8094,39 @@
           <w:color w:val="333333"/>
           <w:sz w:val="24"/>
         </w:rPr>
-        <w:t>З вірою прийшовши на кладязь,* самарянка виділа Тебе, премудрости воду,* якої напившись обильно,* царство вишнє унаслідувала повік* приснославна.</w:t>
+        <w:t xml:space="preserve">З вірою прийшовши на </w:t>
+      </w:r>
+      <w:r>
+        <w:rPr>
+          <w:rFonts w:ascii="Times New Roman" w:hAnsi="Times New Roman"/>
+          <w:color w:val="333333"/>
+          <w:sz w:val="24"/>
+        </w:rPr>
+        <w:t>кладязь</w:t>
+      </w:r>
+      <w:r>
+        <w:rPr>
+          <w:rFonts w:ascii="Times New Roman" w:hAnsi="Times New Roman"/>
+          <w:color w:val="333333"/>
+          <w:sz w:val="24"/>
+        </w:rPr>
+        <w:t xml:space="preserve">,* самарянка виділа Тебе, премудрости воду,* якої напившись обильно,* царство вишнє унаслідувала повік* </w:t>
+      </w:r>
+      <w:r>
+        <w:rPr>
+          <w:rFonts w:ascii="Times New Roman" w:hAnsi="Times New Roman"/>
+          <w:color w:val="333333"/>
+          <w:sz w:val="24"/>
+        </w:rPr>
+        <w:t>приснославна</w:t>
+      </w:r>
+      <w:r>
+        <w:rPr>
+          <w:rFonts w:ascii="Times New Roman" w:hAnsi="Times New Roman"/>
+          <w:color w:val="333333"/>
+          <w:sz w:val="24"/>
+        </w:rPr>
+        <w:t>.</w:t>
       </w:r>
       <w:r>
         <w:rPr>

--- a/flow/20230927_hours/drafts/2024-05-g/02.05.docx
+++ b/flow/20230927_hours/drafts/2024-05-g/02.05.docx
@@ -1488,6 +1488,22 @@
       </w:r>
     </w:p>
     <w:p>
+      <w:pPr>
+        <w:spacing w:line="240" w:lineRule="auto"/>
+        <w:rPr>
+          <w:rFonts w:ascii="Times New Roman" w:hAnsi="Times New Roman"/>
+          <w:sz w:val="24"/>
+        </w:rPr>
+      </w:pPr>
+      <w:r>
+        <w:rPr>
+          <w:rFonts w:ascii="Times New Roman" w:hAnsi="Times New Roman"/>
+          <w:sz w:val="24"/>
+        </w:rPr>
+        <w:t>Слава Отцю, і Сину, і Святому Духові.</w:t>
+      </w:r>
+    </w:p>
+    <w:p>
       <w:r>
         <w:rPr>
           <w:rFonts w:ascii="Times New Roman" w:hAnsi="Times New Roman"/>
@@ -1504,166 +1520,6 @@
           <w:sz w:val="24"/>
         </w:rPr>
         <w:t>Сві́тлую воскресі́ння про́повідь від а́нгела взна́вши* і пра́дідне осу́дження відки́нувши,* Госпо́дні учени́ці, хва́лячись, апо́столам мо́вили:* Повали́лася смерть, воскре́с Христо́с Бог,* дару́ючи сві́тові вели́ку ми́лість.</w:t>
-      </w:r>
-    </w:p>
-    <w:p>
-      <w:pPr>
-        <w:spacing w:line="240" w:lineRule="auto"/>
-        <w:rPr>
-          <w:rFonts w:ascii="Times New Roman" w:hAnsi="Times New Roman"/>
-          <w:sz w:val="24"/>
-        </w:rPr>
-      </w:pPr>
-      <w:r>
-        <w:rPr>
-          <w:rFonts w:ascii="Times New Roman" w:hAnsi="Times New Roman"/>
-          <w:sz w:val="24"/>
-        </w:rPr>
-        <w:t>Слава Отцю, і Сину, і Святому Духові.</w:t>
-      </w:r>
-    </w:p>
-    <w:p>
-      <w:r>
-        <w:rPr>
-          <w:rFonts w:ascii="Times New Roman" w:hAnsi="Times New Roman"/>
-          <w:i/>
-          <w:color w:val="FF0000"/>
-          <w:sz w:val="24"/>
-          <w:highlight w:val="white"/>
-        </w:rPr>
-        <w:t>Тропар (г. 3):</w:t>
-      </w:r>
-      <w:r>
-        <w:rPr>
-          <w:rFonts w:ascii="Times New Roman" w:hAnsi="Times New Roman"/>
-          <w:color w:val="FF0000"/>
-          <w:sz w:val="24"/>
-          <w:highlight w:val="white"/>
-        </w:rPr>
-        <w:t xml:space="preserve"> </w:t>
-      </w:r>
-      <w:r>
-        <w:rPr>
-          <w:rFonts w:ascii="Times New Roman" w:hAnsi="Times New Roman"/>
-          <w:sz w:val="24"/>
-          <w:highlight w:val="white"/>
-        </w:rPr>
-        <w:t>Стовпом православ'я був єси,</w:t>
-      </w:r>
-      <w:r>
-        <w:rPr>
-          <w:rFonts w:ascii="Times New Roman" w:hAnsi="Times New Roman"/>
-          <w:sz w:val="24"/>
-        </w:rPr>
-        <w:t>*</w:t>
-      </w:r>
-      <w:r>
-        <w:rPr>
-          <w:rFonts w:ascii="Times New Roman" w:hAnsi="Times New Roman"/>
-          <w:sz w:val="24"/>
-          <w:highlight w:val="white"/>
-        </w:rPr>
-        <w:t xml:space="preserve"> божественними догматами Церкву підпираючи,</w:t>
-      </w:r>
-      <w:r>
-        <w:rPr>
-          <w:rFonts w:ascii="Times New Roman" w:hAnsi="Times New Roman"/>
-          <w:sz w:val="24"/>
-        </w:rPr>
-        <w:t>*</w:t>
-      </w:r>
-      <w:r>
-        <w:rPr>
-          <w:rFonts w:ascii="Times New Roman" w:hAnsi="Times New Roman"/>
-          <w:sz w:val="24"/>
-          <w:highlight w:val="white"/>
-        </w:rPr>
-        <w:t xml:space="preserve"> </w:t>
-      </w:r>
-      <w:r>
-        <w:rPr>
-          <w:rFonts w:ascii="Times New Roman" w:hAnsi="Times New Roman"/>
-          <w:sz w:val="24"/>
-          <w:highlight w:val="white"/>
-        </w:rPr>
-        <w:t>священноначальнику</w:t>
-      </w:r>
-      <w:r>
-        <w:rPr>
-          <w:rFonts w:ascii="Times New Roman" w:hAnsi="Times New Roman"/>
-          <w:sz w:val="24"/>
-          <w:highlight w:val="white"/>
-        </w:rPr>
-        <w:t xml:space="preserve"> </w:t>
-      </w:r>
-      <w:r>
-        <w:rPr>
-          <w:rFonts w:ascii="Times New Roman" w:hAnsi="Times New Roman"/>
-          <w:sz w:val="24"/>
-          <w:highlight w:val="white"/>
-        </w:rPr>
-        <w:t>Атаназію</w:t>
-      </w:r>
-      <w:r>
-        <w:rPr>
-          <w:rFonts w:ascii="Times New Roman" w:hAnsi="Times New Roman"/>
-          <w:sz w:val="24"/>
-          <w:highlight w:val="white"/>
-        </w:rPr>
-        <w:t>,</w:t>
-      </w:r>
-      <w:r>
-        <w:rPr>
-          <w:rFonts w:ascii="Times New Roman" w:hAnsi="Times New Roman"/>
-          <w:sz w:val="24"/>
-        </w:rPr>
-        <w:t>*</w:t>
-      </w:r>
-      <w:r>
-        <w:rPr>
-          <w:rFonts w:ascii="Times New Roman" w:hAnsi="Times New Roman"/>
-          <w:sz w:val="24"/>
-          <w:highlight w:val="white"/>
-        </w:rPr>
-        <w:t xml:space="preserve"> Отцеві бо єдиносущного Сина проповідувавши,</w:t>
-      </w:r>
-      <w:r>
-        <w:rPr>
-          <w:rFonts w:ascii="Times New Roman" w:hAnsi="Times New Roman"/>
-          <w:sz w:val="24"/>
-        </w:rPr>
-        <w:t>*</w:t>
-      </w:r>
-      <w:r>
-        <w:rPr>
-          <w:rFonts w:ascii="Times New Roman" w:hAnsi="Times New Roman"/>
-          <w:sz w:val="24"/>
-          <w:highlight w:val="white"/>
-        </w:rPr>
-        <w:t xml:space="preserve"> осоромив ти Арія, отче преподобний,</w:t>
-      </w:r>
-      <w:r>
-        <w:rPr>
-          <w:rFonts w:ascii="Times New Roman" w:hAnsi="Times New Roman"/>
-          <w:sz w:val="24"/>
-        </w:rPr>
-        <w:t>*</w:t>
-      </w:r>
-      <w:r>
-        <w:rPr>
-          <w:rFonts w:ascii="Times New Roman" w:hAnsi="Times New Roman"/>
-          <w:sz w:val="24"/>
-          <w:highlight w:val="white"/>
-        </w:rPr>
-        <w:t xml:space="preserve"> Христа Бога м</w:t>
-      </w:r>
-      <w:r>
-        <w:rPr>
-          <w:rFonts w:ascii="Times New Roman" w:hAnsi="Times New Roman"/>
-          <w:sz w:val="24"/>
-          <w:highlight w:val="white"/>
-        </w:rPr>
-        <w:t>оли, щоб дарував нас велику милість.</w:t>
       </w:r>
     </w:p>
     <w:p>
@@ -7407,6 +7263,22 @@
       </w:r>
     </w:p>
     <w:p>
+      <w:pPr>
+        <w:spacing w:line="240" w:lineRule="auto"/>
+        <w:rPr>
+          <w:rFonts w:ascii="Times New Roman" w:hAnsi="Times New Roman"/>
+          <w:sz w:val="24"/>
+        </w:rPr>
+      </w:pPr>
+      <w:r>
+        <w:rPr>
+          <w:rFonts w:ascii="Times New Roman" w:hAnsi="Times New Roman"/>
+          <w:sz w:val="24"/>
+        </w:rPr>
+        <w:t>Слава Отцю, і Сину, і Святому Духові.</w:t>
+      </w:r>
+    </w:p>
+    <w:p>
       <w:r>
         <w:rPr>
           <w:rFonts w:ascii="Times New Roman" w:hAnsi="Times New Roman"/>
@@ -7423,166 +7295,6 @@
           <w:sz w:val="24"/>
         </w:rPr>
         <w:t>Сві́тлую воскресі́ння про́повідь від а́нгела взна́вши* і пра́дідне осу́дження відки́нувши,* Госпо́дні учени́ці, хва́лячись, апо́столам мо́вили:* Повали́лася смерть, воскре́с Христо́с Бог,* дару́ючи сві́тові вели́ку ми́лість.</w:t>
-      </w:r>
-    </w:p>
-    <w:p>
-      <w:pPr>
-        <w:spacing w:line="240" w:lineRule="auto"/>
-        <w:rPr>
-          <w:rFonts w:ascii="Times New Roman" w:hAnsi="Times New Roman"/>
-          <w:sz w:val="24"/>
-        </w:rPr>
-      </w:pPr>
-      <w:r>
-        <w:rPr>
-          <w:rFonts w:ascii="Times New Roman" w:hAnsi="Times New Roman"/>
-          <w:sz w:val="24"/>
-        </w:rPr>
-        <w:t>Слава Отцю, і Сину, і Святому Духові.</w:t>
-      </w:r>
-    </w:p>
-    <w:p>
-      <w:r>
-        <w:rPr>
-          <w:rFonts w:ascii="Times New Roman" w:hAnsi="Times New Roman"/>
-          <w:i/>
-          <w:color w:val="FF0000"/>
-          <w:sz w:val="24"/>
-          <w:highlight w:val="white"/>
-        </w:rPr>
-        <w:t>Тропар (г. 3):</w:t>
-      </w:r>
-      <w:r>
-        <w:rPr>
-          <w:rFonts w:ascii="Times New Roman" w:hAnsi="Times New Roman"/>
-          <w:color w:val="FF0000"/>
-          <w:sz w:val="24"/>
-          <w:highlight w:val="white"/>
-        </w:rPr>
-        <w:t xml:space="preserve"> </w:t>
-      </w:r>
-      <w:r>
-        <w:rPr>
-          <w:rFonts w:ascii="Times New Roman" w:hAnsi="Times New Roman"/>
-          <w:sz w:val="24"/>
-          <w:highlight w:val="white"/>
-        </w:rPr>
-        <w:t>Стовпом православ'я був єси,</w:t>
-      </w:r>
-      <w:r>
-        <w:rPr>
-          <w:rFonts w:ascii="Times New Roman" w:hAnsi="Times New Roman"/>
-          <w:sz w:val="24"/>
-        </w:rPr>
-        <w:t>*</w:t>
-      </w:r>
-      <w:r>
-        <w:rPr>
-          <w:rFonts w:ascii="Times New Roman" w:hAnsi="Times New Roman"/>
-          <w:sz w:val="24"/>
-          <w:highlight w:val="white"/>
-        </w:rPr>
-        <w:t xml:space="preserve"> божественними догматами Церкву підпираючи,</w:t>
-      </w:r>
-      <w:r>
-        <w:rPr>
-          <w:rFonts w:ascii="Times New Roman" w:hAnsi="Times New Roman"/>
-          <w:sz w:val="24"/>
-        </w:rPr>
-        <w:t>*</w:t>
-      </w:r>
-      <w:r>
-        <w:rPr>
-          <w:rFonts w:ascii="Times New Roman" w:hAnsi="Times New Roman"/>
-          <w:sz w:val="24"/>
-          <w:highlight w:val="white"/>
-        </w:rPr>
-        <w:t xml:space="preserve"> </w:t>
-      </w:r>
-      <w:r>
-        <w:rPr>
-          <w:rFonts w:ascii="Times New Roman" w:hAnsi="Times New Roman"/>
-          <w:sz w:val="24"/>
-          <w:highlight w:val="white"/>
-        </w:rPr>
-        <w:t>священноначальнику</w:t>
-      </w:r>
-      <w:r>
-        <w:rPr>
-          <w:rFonts w:ascii="Times New Roman" w:hAnsi="Times New Roman"/>
-          <w:sz w:val="24"/>
-          <w:highlight w:val="white"/>
-        </w:rPr>
-        <w:t xml:space="preserve"> </w:t>
-      </w:r>
-      <w:r>
-        <w:rPr>
-          <w:rFonts w:ascii="Times New Roman" w:hAnsi="Times New Roman"/>
-          <w:sz w:val="24"/>
-          <w:highlight w:val="white"/>
-        </w:rPr>
-        <w:t>Атаназію</w:t>
-      </w:r>
-      <w:r>
-        <w:rPr>
-          <w:rFonts w:ascii="Times New Roman" w:hAnsi="Times New Roman"/>
-          <w:sz w:val="24"/>
-          <w:highlight w:val="white"/>
-        </w:rPr>
-        <w:t>,</w:t>
-      </w:r>
-      <w:r>
-        <w:rPr>
-          <w:rFonts w:ascii="Times New Roman" w:hAnsi="Times New Roman"/>
-          <w:sz w:val="24"/>
-        </w:rPr>
-        <w:t>*</w:t>
-      </w:r>
-      <w:r>
-        <w:rPr>
-          <w:rFonts w:ascii="Times New Roman" w:hAnsi="Times New Roman"/>
-          <w:sz w:val="24"/>
-          <w:highlight w:val="white"/>
-        </w:rPr>
-        <w:t xml:space="preserve"> Отцеві бо єдиносущного Сина проповідувавши,</w:t>
-      </w:r>
-      <w:r>
-        <w:rPr>
-          <w:rFonts w:ascii="Times New Roman" w:hAnsi="Times New Roman"/>
-          <w:sz w:val="24"/>
-        </w:rPr>
-        <w:t>*</w:t>
-      </w:r>
-      <w:r>
-        <w:rPr>
-          <w:rFonts w:ascii="Times New Roman" w:hAnsi="Times New Roman"/>
-          <w:sz w:val="24"/>
-          <w:highlight w:val="white"/>
-        </w:rPr>
-        <w:t xml:space="preserve"> осоромив ти Арія, отче преподобний,</w:t>
-      </w:r>
-      <w:r>
-        <w:rPr>
-          <w:rFonts w:ascii="Times New Roman" w:hAnsi="Times New Roman"/>
-          <w:sz w:val="24"/>
-        </w:rPr>
-        <w:t>*</w:t>
-      </w:r>
-      <w:r>
-        <w:rPr>
-          <w:rFonts w:ascii="Times New Roman" w:hAnsi="Times New Roman"/>
-          <w:sz w:val="24"/>
-          <w:highlight w:val="white"/>
-        </w:rPr>
-        <w:t xml:space="preserve"> Христа Бога м</w:t>
-      </w:r>
-      <w:r>
-        <w:rPr>
-          <w:rFonts w:ascii="Times New Roman" w:hAnsi="Times New Roman"/>
-          <w:sz w:val="24"/>
-          <w:highlight w:val="white"/>
-        </w:rPr>
-        <w:t>оли, щоб дарував нас велику милість.</w:t>
       </w:r>
     </w:p>
     <w:p>
